--- a/Knowledge/3-Work knowledge/1-Software Engineering/1-Software Engineering Fundamentals/5-My Source/4-Networks Devices/2-Types of Switches/Types of PoE Switches/5-Active PoE Switch.docx
+++ b/Knowledge/3-Work knowledge/1-Software Engineering/1-Software Engineering Fundamentals/5-My Source/4-Networks Devices/2-Types of Switches/Types of PoE Switches/5-Active PoE Switch.docx
@@ -4,44 +4,28 @@
   <w:body>
     <w:p>
       <w:pPr>
-        <w:keepNext/>
-        <w:keepLines/>
-        <w:spacing w:before="400" w:after="120" w:line="276" w:lineRule="auto"/>
-        <w:outlineLvl w:val="0"/>
-        <w:rPr>
-          <w:rFonts w:ascii="Arial" w:eastAsia="Arial" w:hAnsi="Arial" w:cs="Arial"/>
-          <w:kern w:val="0"/>
-          <w:sz w:val="40"/>
-          <w:szCs w:val="40"/>
-          <w:lang w:val="en"/>
-          <w14:ligatures w14:val="none"/>
+        <w:pStyle w:val="Heading1"/>
+        <w:rPr>
+          <w:rFonts w:eastAsia="Arial"/>
+          <w:lang w:val="en"/>
         </w:rPr>
       </w:pPr>
       <w:bookmarkStart w:id="0" w:name="_tzsmp6vqh3xt" w:colFirst="0" w:colLast="0"/>
       <w:bookmarkEnd w:id="0"/>
       <w:r>
         <w:rPr>
-          <w:rFonts w:ascii="Arial" w:eastAsia="Arial" w:hAnsi="Arial" w:cs="Arial"/>
-          <w:kern w:val="0"/>
-          <w:sz w:val="40"/>
-          <w:szCs w:val="40"/>
-          <w:lang w:val="en"/>
-          <w14:ligatures w14:val="none"/>
+          <w:rFonts w:eastAsia="Arial"/>
+          <w:lang w:val="en"/>
         </w:rPr>
         <w:t>Active PoE Switch</w:t>
       </w:r>
     </w:p>
     <w:p>
       <w:pPr>
-        <w:spacing w:before="280" w:after="120" w:line="276" w:lineRule="auto"/>
-        <w:outlineLvl w:val="1"/>
-        <w:rPr>
-          <w:rFonts w:ascii="Arial" w:eastAsia="Arial" w:hAnsi="Arial" w:cs="Arial"/>
-          <w:kern w:val="0"/>
-          <w:sz w:val="32"/>
-          <w:szCs w:val="32"/>
-          <w:lang w:val="en"/>
-          <w14:ligatures w14:val="none"/>
+        <w:pStyle w:val="Heading2"/>
+        <w:rPr>
+          <w:rFonts w:eastAsia="Arial"/>
+          <w:lang w:val="en"/>
         </w:rPr>
       </w:pPr>
       <w:bookmarkStart w:id="1" w:name="_tbafh7h3j6ak" w:colFirst="0" w:colLast="0"/>
@@ -49,22 +33,14 @@
       <w:r>
         <w:rPr>
           <w:rFonts w:ascii="Segoe UI Emoji" w:eastAsia="Arial" w:hAnsi="Segoe UI Emoji" w:cs="Segoe UI Emoji"/>
-          <w:kern w:val="0"/>
-          <w:sz w:val="32"/>
-          <w:szCs w:val="32"/>
-          <w:lang w:val="en"/>
-          <w14:ligatures w14:val="none"/>
+          <w:lang w:val="en"/>
         </w:rPr>
         <w:t>⚙️</w:t>
       </w:r>
       <w:r>
         <w:rPr>
-          <w:rFonts w:ascii="Arial" w:eastAsia="Arial" w:hAnsi="Arial" w:cs="Arial"/>
-          <w:kern w:val="0"/>
-          <w:sz w:val="32"/>
-          <w:szCs w:val="32"/>
-          <w:lang w:val="en"/>
-          <w14:ligatures w14:val="none"/>
+          <w:rFonts w:eastAsia="Arial"/>
+          <w:lang w:val="en"/>
         </w:rPr>
         <w:t xml:space="preserve"> What is an Active PoE Switch?</w:t>
       </w:r>
@@ -106,6 +82,7 @@
         </w:rPr>
         <w:t xml:space="preserve">: </w:t>
       </w:r>
+      <w:proofErr w:type="spellStart"/>
       <w:r>
         <w:rPr>
           <w:rFonts w:ascii="Arial" w:eastAsia="Arial" w:hAnsi="Arial" w:cs="Arial"/>
@@ -117,7 +94,21 @@
           <w:lang w:val="en"/>
           <w14:ligatures w14:val="none"/>
         </w:rPr>
-        <w:t>Chatgpt (GPT</w:t>
+        <w:t>Chatgpt</w:t>
+      </w:r>
+      <w:proofErr w:type="spellEnd"/>
+      <w:r>
+        <w:rPr>
+          <w:rFonts w:ascii="Arial" w:eastAsia="Arial" w:hAnsi="Arial" w:cs="Arial"/>
+          <w:b/>
+          <w:kern w:val="0"/>
+          <w:sz w:val="22"/>
+          <w:szCs w:val="22"/>
+          <w:highlight w:val="darkGray"/>
+          <w:lang w:val="en"/>
+          <w14:ligatures w14:val="none"/>
+        </w:rPr>
+        <w:t xml:space="preserve"> (GPT</w:t>
       </w:r>
       <w:r>
         <w:rPr>
@@ -372,15 +363,10 @@
     </w:p>
     <w:p>
       <w:pPr>
-        <w:spacing w:before="280" w:after="120" w:line="276" w:lineRule="auto"/>
-        <w:outlineLvl w:val="1"/>
-        <w:rPr>
-          <w:rFonts w:ascii="Arial" w:eastAsia="Arial" w:hAnsi="Arial" w:cs="Arial"/>
-          <w:kern w:val="0"/>
-          <w:sz w:val="32"/>
-          <w:szCs w:val="32"/>
-          <w:lang w:val="en"/>
-          <w14:ligatures w14:val="none"/>
+        <w:pStyle w:val="Heading2"/>
+        <w:rPr>
+          <w:rFonts w:eastAsia="Arial"/>
+          <w:lang w:val="en"/>
         </w:rPr>
       </w:pPr>
       <w:bookmarkStart w:id="2" w:name="_835crdcvyuhc" w:colFirst="0" w:colLast="0"/>
@@ -388,22 +374,14 @@
       <w:r>
         <w:rPr>
           <w:rFonts w:ascii="Segoe UI Emoji" w:eastAsia="Arial" w:hAnsi="Segoe UI Emoji" w:cs="Segoe UI Emoji"/>
-          <w:kern w:val="0"/>
-          <w:sz w:val="32"/>
-          <w:szCs w:val="32"/>
-          <w:lang w:val="en"/>
-          <w14:ligatures w14:val="none"/>
+          <w:lang w:val="en"/>
         </w:rPr>
         <w:t>🔌</w:t>
       </w:r>
       <w:r>
         <w:rPr>
-          <w:rFonts w:ascii="Arial" w:eastAsia="Arial" w:hAnsi="Arial" w:cs="Arial"/>
-          <w:kern w:val="0"/>
-          <w:sz w:val="32"/>
-          <w:szCs w:val="32"/>
-          <w:lang w:val="en"/>
-          <w14:ligatures w14:val="none"/>
+          <w:rFonts w:eastAsia="Arial"/>
+          <w:lang w:val="en"/>
         </w:rPr>
         <w:t xml:space="preserve"> How Active PoE Works</w:t>
       </w:r>
@@ -445,6 +423,7 @@
         </w:rPr>
         <w:t xml:space="preserve">: </w:t>
       </w:r>
+      <w:proofErr w:type="spellStart"/>
       <w:r>
         <w:rPr>
           <w:rFonts w:ascii="Arial" w:eastAsia="Arial" w:hAnsi="Arial" w:cs="Arial"/>
@@ -456,7 +435,21 @@
           <w:lang w:val="en"/>
           <w14:ligatures w14:val="none"/>
         </w:rPr>
-        <w:t>Chatgpt (GPT</w:t>
+        <w:t>Chatgpt</w:t>
+      </w:r>
+      <w:proofErr w:type="spellEnd"/>
+      <w:r>
+        <w:rPr>
+          <w:rFonts w:ascii="Arial" w:eastAsia="Arial" w:hAnsi="Arial" w:cs="Arial"/>
+          <w:b/>
+          <w:kern w:val="0"/>
+          <w:sz w:val="22"/>
+          <w:szCs w:val="22"/>
+          <w:highlight w:val="darkGray"/>
+          <w:lang w:val="en"/>
+          <w14:ligatures w14:val="none"/>
+        </w:rPr>
+        <w:t xml:space="preserve"> (GPT</w:t>
       </w:r>
       <w:r>
         <w:rPr>
@@ -744,15 +737,10 @@
     </w:p>
     <w:p>
       <w:pPr>
-        <w:spacing w:before="280" w:after="120" w:line="276" w:lineRule="auto"/>
-        <w:outlineLvl w:val="1"/>
-        <w:rPr>
-          <w:rFonts w:ascii="Arial" w:eastAsia="Arial" w:hAnsi="Arial" w:cs="Arial"/>
-          <w:kern w:val="0"/>
-          <w:sz w:val="32"/>
-          <w:szCs w:val="32"/>
-          <w:lang w:val="en"/>
-          <w14:ligatures w14:val="none"/>
+        <w:pStyle w:val="Heading2"/>
+        <w:rPr>
+          <w:rFonts w:eastAsia="Arial"/>
+          <w:lang w:val="en"/>
         </w:rPr>
       </w:pPr>
       <w:bookmarkStart w:id="3" w:name="_n3wamlfxffj7" w:colFirst="0" w:colLast="0"/>
@@ -760,22 +748,14 @@
       <w:r>
         <w:rPr>
           <w:rFonts w:ascii="Segoe UI Emoji" w:eastAsia="Arial" w:hAnsi="Segoe UI Emoji" w:cs="Segoe UI Emoji"/>
-          <w:kern w:val="0"/>
-          <w:sz w:val="32"/>
-          <w:szCs w:val="32"/>
-          <w:lang w:val="en"/>
-          <w14:ligatures w14:val="none"/>
+          <w:lang w:val="en"/>
         </w:rPr>
         <w:t>🔧</w:t>
       </w:r>
       <w:r>
         <w:rPr>
-          <w:rFonts w:ascii="Arial" w:eastAsia="Arial" w:hAnsi="Arial" w:cs="Arial"/>
-          <w:kern w:val="0"/>
-          <w:sz w:val="32"/>
-          <w:szCs w:val="32"/>
-          <w:lang w:val="en"/>
-          <w14:ligatures w14:val="none"/>
+          <w:rFonts w:eastAsia="Arial"/>
+          <w:lang w:val="en"/>
         </w:rPr>
         <w:t xml:space="preserve"> Key Features of an Active PoE Switch</w:t>
       </w:r>
@@ -820,6 +800,7 @@
         </w:rPr>
         <w:t xml:space="preserve">: </w:t>
       </w:r>
+      <w:proofErr w:type="spellStart"/>
       <w:r>
         <w:rPr>
           <w:rFonts w:ascii="Arial" w:eastAsia="Arial" w:hAnsi="Arial" w:cs="Arial"/>
@@ -831,7 +812,21 @@
           <w:lang w:val="en"/>
           <w14:ligatures w14:val="none"/>
         </w:rPr>
-        <w:t>Chatgpt (GPT</w:t>
+        <w:t>Chatgpt</w:t>
+      </w:r>
+      <w:proofErr w:type="spellEnd"/>
+      <w:r>
+        <w:rPr>
+          <w:rFonts w:ascii="Arial" w:eastAsia="Arial" w:hAnsi="Arial" w:cs="Arial"/>
+          <w:b/>
+          <w:kern w:val="0"/>
+          <w:sz w:val="22"/>
+          <w:szCs w:val="22"/>
+          <w:highlight w:val="darkGray"/>
+          <w:lang w:val="en"/>
+          <w14:ligatures w14:val="none"/>
+        </w:rPr>
+        <w:t xml:space="preserve"> (GPT</w:t>
       </w:r>
       <w:r>
         <w:rPr>
@@ -882,6 +877,7 @@
           <w:lang w:val="en"/>
           <w14:ligatures w14:val="none"/>
         </w:rPr>
+        <w:lastRenderedPageBreak/>
         <w:drawing>
           <wp:inline distT="114300" distB="114300" distL="114300" distR="114300" wp14:anchorId="20BE381B" wp14:editId="3C7B1C9B">
             <wp:extent cx="5943600" cy="2273300"/>
@@ -1504,15 +1500,10 @@
     </w:p>
     <w:p>
       <w:pPr>
-        <w:spacing w:before="280" w:after="120" w:line="276" w:lineRule="auto"/>
-        <w:outlineLvl w:val="1"/>
-        <w:rPr>
-          <w:rFonts w:ascii="Arial" w:eastAsia="Arial" w:hAnsi="Arial" w:cs="Arial"/>
-          <w:kern w:val="0"/>
-          <w:sz w:val="32"/>
-          <w:szCs w:val="32"/>
-          <w:lang w:val="en"/>
-          <w14:ligatures w14:val="none"/>
+        <w:pStyle w:val="Heading2"/>
+        <w:rPr>
+          <w:rFonts w:eastAsia="Arial"/>
+          <w:lang w:val="en"/>
         </w:rPr>
       </w:pPr>
       <w:bookmarkStart w:id="4" w:name="_cdby6eyij9et" w:colFirst="0" w:colLast="0"/>
@@ -1520,22 +1511,14 @@
       <w:r>
         <w:rPr>
           <w:rFonts w:ascii="Segoe UI Emoji" w:eastAsia="Arial" w:hAnsi="Segoe UI Emoji" w:cs="Segoe UI Emoji"/>
-          <w:kern w:val="0"/>
-          <w:sz w:val="32"/>
-          <w:szCs w:val="32"/>
-          <w:lang w:val="en"/>
-          <w14:ligatures w14:val="none"/>
+          <w:lang w:val="en"/>
         </w:rPr>
         <w:t>🧪</w:t>
       </w:r>
       <w:r>
         <w:rPr>
-          <w:rFonts w:ascii="Arial" w:eastAsia="Arial" w:hAnsi="Arial" w:cs="Arial"/>
-          <w:kern w:val="0"/>
-          <w:sz w:val="32"/>
-          <w:szCs w:val="32"/>
-          <w:lang w:val="en"/>
-          <w14:ligatures w14:val="none"/>
+          <w:rFonts w:eastAsia="Arial"/>
+          <w:lang w:val="en"/>
         </w:rPr>
         <w:t xml:space="preserve"> PoE Standards</w:t>
       </w:r>
@@ -1580,6 +1563,7 @@
         </w:rPr>
         <w:t xml:space="preserve">: </w:t>
       </w:r>
+      <w:proofErr w:type="spellStart"/>
       <w:r>
         <w:rPr>
           <w:rFonts w:ascii="Arial" w:eastAsia="Arial" w:hAnsi="Arial" w:cs="Arial"/>
@@ -1591,7 +1575,21 @@
           <w:lang w:val="en"/>
           <w14:ligatures w14:val="none"/>
         </w:rPr>
-        <w:t>Chatgpt (GPT</w:t>
+        <w:t>Chatgpt</w:t>
+      </w:r>
+      <w:proofErr w:type="spellEnd"/>
+      <w:r>
+        <w:rPr>
+          <w:rFonts w:ascii="Arial" w:eastAsia="Arial" w:hAnsi="Arial" w:cs="Arial"/>
+          <w:b/>
+          <w:kern w:val="0"/>
+          <w:sz w:val="22"/>
+          <w:szCs w:val="22"/>
+          <w:highlight w:val="darkGray"/>
+          <w:lang w:val="en"/>
+          <w14:ligatures w14:val="none"/>
+        </w:rPr>
+        <w:t xml:space="preserve"> (GPT</w:t>
       </w:r>
       <w:r>
         <w:rPr>
@@ -2418,15 +2416,10 @@
     </w:p>
     <w:p>
       <w:pPr>
-        <w:spacing w:before="280" w:after="120" w:line="276" w:lineRule="auto"/>
-        <w:outlineLvl w:val="1"/>
-        <w:rPr>
-          <w:rFonts w:ascii="Arial" w:eastAsia="Arial" w:hAnsi="Arial" w:cs="Arial"/>
-          <w:kern w:val="0"/>
-          <w:sz w:val="32"/>
-          <w:szCs w:val="32"/>
-          <w:lang w:val="en"/>
-          <w14:ligatures w14:val="none"/>
+        <w:pStyle w:val="Heading2"/>
+        <w:rPr>
+          <w:rFonts w:eastAsia="Arial"/>
+          <w:lang w:val="en"/>
         </w:rPr>
       </w:pPr>
       <w:bookmarkStart w:id="5" w:name="_r3coix1713es" w:colFirst="0" w:colLast="0"/>
@@ -2434,22 +2427,14 @@
       <w:r>
         <w:rPr>
           <w:rFonts w:ascii="Segoe UI Emoji" w:eastAsia="Arial" w:hAnsi="Segoe UI Emoji" w:cs="Segoe UI Emoji"/>
-          <w:kern w:val="0"/>
-          <w:sz w:val="32"/>
-          <w:szCs w:val="32"/>
-          <w:lang w:val="en"/>
-          <w14:ligatures w14:val="none"/>
+          <w:lang w:val="en"/>
         </w:rPr>
         <w:t>🏢</w:t>
       </w:r>
       <w:r>
         <w:rPr>
-          <w:rFonts w:ascii="Arial" w:eastAsia="Arial" w:hAnsi="Arial" w:cs="Arial"/>
-          <w:kern w:val="0"/>
-          <w:sz w:val="32"/>
-          <w:szCs w:val="32"/>
-          <w:lang w:val="en"/>
-          <w14:ligatures w14:val="none"/>
+          <w:rFonts w:eastAsia="Arial"/>
+          <w:lang w:val="en"/>
         </w:rPr>
         <w:t xml:space="preserve"> Example Use Case: Office Setup with Active PoE</w:t>
       </w:r>
@@ -2494,6 +2479,7 @@
         </w:rPr>
         <w:t xml:space="preserve">: </w:t>
       </w:r>
+      <w:proofErr w:type="spellStart"/>
       <w:r>
         <w:rPr>
           <w:rFonts w:ascii="Arial" w:eastAsia="Arial" w:hAnsi="Arial" w:cs="Arial"/>
@@ -2505,7 +2491,21 @@
           <w:lang w:val="en"/>
           <w14:ligatures w14:val="none"/>
         </w:rPr>
-        <w:t>Chatgpt (GPT</w:t>
+        <w:t>Chatgpt</w:t>
+      </w:r>
+      <w:proofErr w:type="spellEnd"/>
+      <w:r>
+        <w:rPr>
+          <w:rFonts w:ascii="Arial" w:eastAsia="Arial" w:hAnsi="Arial" w:cs="Arial"/>
+          <w:b/>
+          <w:kern w:val="0"/>
+          <w:sz w:val="22"/>
+          <w:szCs w:val="22"/>
+          <w:highlight w:val="darkGray"/>
+          <w:lang w:val="en"/>
+          <w14:ligatures w14:val="none"/>
+        </w:rPr>
+        <w:t xml:space="preserve"> (GPT</w:t>
       </w:r>
       <w:r>
         <w:rPr>
@@ -2960,7 +2960,29 @@
           <w:lang w:val="en"/>
           <w14:ligatures w14:val="none"/>
         </w:rPr>
-        <w:t xml:space="preserve">          (Powered via PoE)     (Data only)</w:t>
+        <w:t xml:space="preserve">          (Powered via </w:t>
+      </w:r>
+      <w:proofErr w:type="gramStart"/>
+      <w:r>
+        <w:rPr>
+          <w:rFonts w:ascii="Roboto Mono" w:eastAsia="Roboto Mono" w:hAnsi="Roboto Mono" w:cs="Arial"/>
+          <w:kern w:val="0"/>
+          <w:szCs w:val="22"/>
+          <w:lang w:val="en"/>
+          <w14:ligatures w14:val="none"/>
+        </w:rPr>
+        <w:t xml:space="preserve">PoE)   </w:t>
+      </w:r>
+      <w:proofErr w:type="gramEnd"/>
+      <w:r>
+        <w:rPr>
+          <w:rFonts w:ascii="Roboto Mono" w:eastAsia="Roboto Mono" w:hAnsi="Roboto Mono" w:cs="Arial"/>
+          <w:kern w:val="0"/>
+          <w:szCs w:val="22"/>
+          <w:lang w:val="en"/>
+          <w14:ligatures w14:val="none"/>
+        </w:rPr>
+        <w:t xml:space="preserve">  (Data only)</w:t>
       </w:r>
     </w:p>
     <w:p>
@@ -3000,6 +3022,7 @@
           <w:lang w:val="en"/>
           <w14:ligatures w14:val="none"/>
         </w:rPr>
+        <w:lastRenderedPageBreak/>
         <w:t xml:space="preserve">Devices that </w:t>
       </w:r>
       <w:r>
@@ -3121,15 +3144,10 @@
     </w:p>
     <w:p>
       <w:pPr>
-        <w:spacing w:before="280" w:after="120" w:line="276" w:lineRule="auto"/>
-        <w:outlineLvl w:val="1"/>
-        <w:rPr>
-          <w:rFonts w:ascii="Arial" w:eastAsia="Arial" w:hAnsi="Arial" w:cs="Arial"/>
-          <w:kern w:val="0"/>
-          <w:sz w:val="32"/>
-          <w:szCs w:val="32"/>
-          <w:lang w:val="en"/>
-          <w14:ligatures w14:val="none"/>
+        <w:pStyle w:val="Heading2"/>
+        <w:rPr>
+          <w:rFonts w:eastAsia="Arial"/>
+          <w:lang w:val="en"/>
         </w:rPr>
       </w:pPr>
       <w:bookmarkStart w:id="6" w:name="_uonaddxq2hlj" w:colFirst="0" w:colLast="0"/>
@@ -3137,22 +3155,14 @@
       <w:r>
         <w:rPr>
           <w:rFonts w:ascii="Segoe UI Emoji" w:eastAsia="Arial" w:hAnsi="Segoe UI Emoji" w:cs="Segoe UI Emoji"/>
-          <w:kern w:val="0"/>
-          <w:sz w:val="32"/>
-          <w:szCs w:val="32"/>
-          <w:lang w:val="en"/>
-          <w14:ligatures w14:val="none"/>
+          <w:lang w:val="en"/>
         </w:rPr>
         <w:t>🆚</w:t>
       </w:r>
       <w:r>
         <w:rPr>
-          <w:rFonts w:ascii="Arial" w:eastAsia="Arial" w:hAnsi="Arial" w:cs="Arial"/>
-          <w:kern w:val="0"/>
-          <w:sz w:val="32"/>
-          <w:szCs w:val="32"/>
-          <w:lang w:val="en"/>
-          <w14:ligatures w14:val="none"/>
+          <w:rFonts w:eastAsia="Arial"/>
+          <w:lang w:val="en"/>
         </w:rPr>
         <w:t xml:space="preserve"> Active PoE vs Passive PoE</w:t>
       </w:r>
@@ -3197,6 +3207,7 @@
         </w:rPr>
         <w:t xml:space="preserve">: </w:t>
       </w:r>
+      <w:proofErr w:type="spellStart"/>
       <w:r>
         <w:rPr>
           <w:rFonts w:ascii="Arial" w:eastAsia="Arial" w:hAnsi="Arial" w:cs="Arial"/>
@@ -3208,7 +3219,21 @@
           <w:lang w:val="en"/>
           <w14:ligatures w14:val="none"/>
         </w:rPr>
-        <w:t>Chatgpt (GPT</w:t>
+        <w:t>Chatgpt</w:t>
+      </w:r>
+      <w:proofErr w:type="spellEnd"/>
+      <w:r>
+        <w:rPr>
+          <w:rFonts w:ascii="Arial" w:eastAsia="Arial" w:hAnsi="Arial" w:cs="Arial"/>
+          <w:b/>
+          <w:kern w:val="0"/>
+          <w:sz w:val="22"/>
+          <w:szCs w:val="22"/>
+          <w:highlight w:val="darkGray"/>
+          <w:lang w:val="en"/>
+          <w14:ligatures w14:val="none"/>
+        </w:rPr>
+        <w:t xml:space="preserve"> (GPT</w:t>
       </w:r>
       <w:r>
         <w:rPr>
@@ -3567,8 +3592,20 @@
                 <w:lang w:val="en"/>
                 <w14:ligatures w14:val="none"/>
               </w:rPr>
-              <w:t xml:space="preserve"> IEEE 802.3af/at/bt</w:t>
+              <w:t xml:space="preserve"> IEEE 802.3af/at/</w:t>
             </w:r>
+            <w:proofErr w:type="spellStart"/>
+            <w:r>
+              <w:rPr>
+                <w:rFonts w:ascii="Roboto Mono" w:eastAsia="Roboto Mono" w:hAnsi="Roboto Mono" w:cs="Arial Unicode MS"/>
+                <w:kern w:val="0"/>
+                <w:szCs w:val="22"/>
+                <w:lang w:val="en"/>
+                <w14:ligatures w14:val="none"/>
+              </w:rPr>
+              <w:t>bt</w:t>
+            </w:r>
+            <w:proofErr w:type="spellEnd"/>
           </w:p>
         </w:tc>
         <w:tc>
@@ -4252,6 +4289,7 @@
                 <w:lang w:val="en"/>
                 <w14:ligatures w14:val="none"/>
               </w:rPr>
+              <w:lastRenderedPageBreak/>
               <w:t>Recommended For</w:t>
             </w:r>
           </w:p>
@@ -4365,15 +4403,10 @@
     </w:p>
     <w:p>
       <w:pPr>
-        <w:spacing w:before="280" w:after="120" w:line="276" w:lineRule="auto"/>
-        <w:outlineLvl w:val="1"/>
-        <w:rPr>
-          <w:rFonts w:ascii="Arial" w:eastAsia="Arial" w:hAnsi="Arial" w:cs="Arial"/>
-          <w:kern w:val="0"/>
-          <w:sz w:val="32"/>
-          <w:szCs w:val="32"/>
-          <w:lang w:val="en"/>
-          <w14:ligatures w14:val="none"/>
+        <w:pStyle w:val="Heading2"/>
+        <w:rPr>
+          <w:rFonts w:ascii="Arial" w:eastAsia="Arial" w:hAnsi="Arial" w:cs="Arial"/>
+          <w:lang w:val="en"/>
         </w:rPr>
       </w:pPr>
       <w:bookmarkStart w:id="7" w:name="_yhwk9pl4vgol" w:colFirst="0" w:colLast="0"/>
@@ -4381,22 +4414,14 @@
       <w:r>
         <w:rPr>
           <w:rFonts w:ascii="Segoe UI Emoji" w:eastAsia="Arial Unicode MS" w:hAnsi="Segoe UI Emoji" w:cs="Segoe UI Emoji"/>
-          <w:kern w:val="0"/>
-          <w:sz w:val="32"/>
-          <w:szCs w:val="32"/>
-          <w:lang w:val="en"/>
-          <w14:ligatures w14:val="none"/>
+          <w:lang w:val="en"/>
         </w:rPr>
         <w:t>✅</w:t>
       </w:r>
       <w:r>
         <w:rPr>
-          <w:rFonts w:ascii="Arial Unicode MS" w:eastAsia="Arial Unicode MS" w:hAnsi="Arial Unicode MS" w:cs="Arial Unicode MS"/>
-          <w:kern w:val="0"/>
-          <w:sz w:val="32"/>
-          <w:szCs w:val="32"/>
-          <w:lang w:val="en"/>
-          <w14:ligatures w14:val="none"/>
+          <w:rFonts w:eastAsia="Arial Unicode MS"/>
+          <w:lang w:val="en"/>
         </w:rPr>
         <w:t xml:space="preserve"> Benefits of Active PoE Switches</w:t>
       </w:r>
@@ -4438,6 +4463,7 @@
         </w:rPr>
         <w:t xml:space="preserve">: </w:t>
       </w:r>
+      <w:proofErr w:type="spellStart"/>
       <w:r>
         <w:rPr>
           <w:rFonts w:ascii="Arial" w:eastAsia="Arial" w:hAnsi="Arial" w:cs="Arial"/>
@@ -4449,7 +4475,21 @@
           <w:lang w:val="en"/>
           <w14:ligatures w14:val="none"/>
         </w:rPr>
-        <w:t>Chatgpt (GPT</w:t>
+        <w:t>Chatgpt</w:t>
+      </w:r>
+      <w:proofErr w:type="spellEnd"/>
+      <w:r>
+        <w:rPr>
+          <w:rFonts w:ascii="Arial" w:eastAsia="Arial" w:hAnsi="Arial" w:cs="Arial"/>
+          <w:b/>
+          <w:kern w:val="0"/>
+          <w:sz w:val="22"/>
+          <w:szCs w:val="22"/>
+          <w:highlight w:val="darkGray"/>
+          <w:lang w:val="en"/>
+          <w14:ligatures w14:val="none"/>
+        </w:rPr>
+        <w:t xml:space="preserve"> (GPT</w:t>
       </w:r>
       <w:r>
         <w:rPr>
@@ -5496,7 +5536,6 @@
     <w:next w:val="Normal"/>
     <w:link w:val="Heading2Char"/>
     <w:uiPriority w:val="9"/>
-    <w:semiHidden/>
     <w:unhideWhenUsed/>
     <w:qFormat/>
     <w:rsid w:val="00985E96"/>
@@ -5713,7 +5752,6 @@
     <w:basedOn w:val="DefaultParagraphFont"/>
     <w:link w:val="Heading2"/>
     <w:uiPriority w:val="9"/>
-    <w:semiHidden/>
     <w:rsid w:val="00985E96"/>
     <w:rPr>
       <w:rFonts w:asciiTheme="majorHAnsi" w:eastAsiaTheme="majorEastAsia" w:hAnsiTheme="majorHAnsi" w:cstheme="majorBidi"/>
